--- a/docs/Cleardeals_SquareYards_Webhook_Integration_Guide.docx
+++ b/docs/Cleardeals_SquareYards_Webhook_Integration_Guide.docx
@@ -2626,7 +2626,7 @@
           <w:i/>
           <w:iCs/>
         </w:rPr>
-        <w:t xml:space="preserve">Note on "Unique PID": if your side also has a separate unique property identifier, it is not required. Cleardeals matches on propertyId only.</w:t>
+        <w:t xml:space="preserve">Note — which ID to send. Your upload API lets a partner store their own property identifier (a "Unique PID", e.g. the Cleardeals website's ID) against a listing. Cleardeals currently onboards its Square Yards listings manually, so no Cleardeals Unique PID is stored against them — the only identifier that exists is Square Yards' own listing ID. Send that Square Yards listing ID in propertyId; that is the value Cleardeals registers and matches on. Do not send a Unique PID. (If Cleardeals moves to API-based uploads later and a Unique PID is stored, we will revisit this guidance.)</w:t>
       </w:r>
     </w:p>
     <w:p>
